--- a/source/ms/Course 1_ Basic Nutrition/1 Lesson 3_ Building a Balanced Plate.docx
+++ b/source/ms/Course 1_ Basic Nutrition/1 Lesson 3_ Building a Balanced Plate.docx
@@ -521,23 +521,22 @@
       </w:pPr>
       <w:r>
         <w:rPr>
-          <w:b w:val="1"/>
+          <w:b/>
           <w:bCs w:val="1"/>
           <w:color w:val="24242c"/>
           <w:sz w:val="26"/>
           <w:szCs w:val="26"/>
           <w:rtl w:val="0"/>
         </w:rPr>
-        <w:t xml:space="preserve">Dairy</w:t>
-      </w:r>
-      <w:r>
-        <w:rPr>
-          <w:color w:val="24242c"/>
-          <w:sz w:val="26"/>
-          <w:szCs w:val="26"/>
-          <w:rtl w:val="0"/>
-        </w:rPr>
-        <w:t xml:space="preserve"> — Choose full-fat with no added sugars. Examples: milk, yogurt, cheese, fortified plant milks (such as soy milk). Dairy provides calcium and vitamin D for strong bones.</w:t>
+        <w:t>Dairy and Alternatives — Choose dairy or fortified alternatives that fit your needs. Examples: milk, yogurt, cheese, fortified plant milks (such as soy milk or pea milk). Dairy and alternatives provide calcium and vitamin D for strong bones.</w:t>
+      </w:r>
+      <w:r>
+        <w:rPr>
+          <w:color w:val="24242c"/>
+          <w:sz w:val="26"/>
+          <w:szCs w:val="26"/>
+          <w:rtl w:val="0"/>
+        </w:rPr>
       </w:r>
     </w:p>
     <w:p>
@@ -1196,7 +1195,7 @@
           <w:szCs w:val="26"/>
           <w:rtl w:val="0"/>
         </w:rPr>
-        <w:t xml:space="preserve">Create 3 balanced meals (breakfast, lunch, and dinner) for 7 days. This will make 21 total meals. Be sure to use a variety of foods to create each balanced plate.</w:t>
+        <w:t>Create 3 balanced meals (breakfast, lunch, and dinner) for one day. Consider different food groups, cultural preferences, budget options, and what's available at school. Be sure to use a variety of foods.</w:t>
       </w:r>
     </w:p>
     <w:p>
@@ -1606,15 +1605,7 @@
           <w:szCs w:val="26"/>
           <w:rtl w:val="0"/>
         </w:rPr>
-        <w:t xml:space="preserve">If a student fills half their plate with vegetables and fruits, which rationale is most accurate?</w:t>
-        <w:br w:type="textWrapping"/>
-        <w:t xml:space="preserve">A. Fruits and vegetables supply fiber, vitamins, and take up volume to control calories</w:t>
-        <w:br w:type="textWrapping"/>
-        <w:t xml:space="preserve">B. Fruits and vegetables are high in saturated fat for energy</w:t>
-        <w:br w:type="textWrapping"/>
-        <w:t xml:space="preserve">C. Filling with fruits and vegetables prevents any need for protein</w:t>
-        <w:br w:type="textWrapping"/>
-        <w:t xml:space="preserve">D. Vegetables and fruits contain no nutrients but add color</w:t>
+        <w:t>Fruits and vegetables supply fiber, vitamins, minerals, and volume to support overall health</w:t>
       </w:r>
     </w:p>
     <w:p>
